--- a/zht/docx/43.content.docx
+++ b/zht/docx/43.content.docx
@@ -19,7 +19,7 @@
         <w:rPr>
           <w:lang w:val="zh_TW" w:bidi="zh_TW"/>
         </w:rPr>
-        <w:t>Resource: 研讀筆記 - 書籍簡介 (Tyndale)</w:t>
+        <w:t>Resource: Tyndale Open Study Notes</w:t>
       </w:r>
       <w:r>
         <w:rPr>
@@ -112,7 +112,7 @@
         <w:rPr>
           <w:lang w:val="zh_TW" w:bidi="zh_TW"/>
         </w:rPr>
-        <w:t>研讀筆記 - 書籍簡介 (Tyndale)</w:t>
+        <w:t>Tyndale Open Study Notes</w:t>
       </w:r>
     </w:p>
     <w:p>

--- a/zht/docx/43.content.docx
+++ b/zht/docx/43.content.docx
@@ -19,7 +19,7 @@
         <w:rPr>
           <w:lang w:val="zh_TW" w:bidi="zh_TW"/>
         </w:rPr>
-        <w:t>Resource: Tyndale Open Study Notes</w:t>
+        <w:t>Resource: Aquifer Open Study Notes (Book Intros)</w:t>
       </w:r>
       <w:r>
         <w:rPr>
@@ -112,7 +112,7 @@
         <w:rPr>
           <w:lang w:val="zh_TW" w:bidi="zh_TW"/>
         </w:rPr>
-        <w:t>Tyndale Open Study Notes</w:t>
+        <w:t>Aquifer Open Study Notes (Book Intros)</w:t>
       </w:r>
     </w:p>
     <w:p>

--- a/zht/docx/43.content.docx
+++ b/zht/docx/43.content.docx
@@ -272,72 +272,48 @@
         </w:rPr>
         <w:t>約翰最渴望的是跟隨他的人相信耶穌基督是神的兒子（</w:t>
       </w:r>
-      <w:hyperlink r:id="rId13">
-        <w:r>
-          <w:rPr>
-            <w:lang w:val="zh_TW" w:bidi="zh_TW"/>
-          </w:rPr>
-          <w:rPr>
-            <w:color w:val="0000EE"/>
-            <w:u w:val="single"/>
-          </w:rPr>
-          <w:t>約20:31</w:t>
-        </w:r>
-      </w:hyperlink>
+      <w:r>
+        <w:rPr>
+          <w:lang w:val="zh_TW" w:bidi="zh_TW"/>
+        </w:rPr>
+        <w:t>約20:31</w:t>
+      </w:r>
       <w:r>
         <w:rPr>
           <w:lang w:val="zh_TW" w:bidi="zh_TW"/>
         </w:rPr>
         <w:t>）。他知道他們不像他那樣的幸運，見到過許多耶穌的神蹟奇事（</w:t>
       </w:r>
-      <w:hyperlink r:id="rId14">
-        <w:r>
-          <w:rPr>
-            <w:lang w:val="zh_TW" w:bidi="zh_TW"/>
-          </w:rPr>
-          <w:rPr>
-            <w:color w:val="0000EE"/>
-            <w:u w:val="single"/>
-          </w:rPr>
-          <w:t>約20:29</w:t>
-        </w:r>
-      </w:hyperlink>
+      <w:r>
+        <w:rPr>
+          <w:lang w:val="zh_TW" w:bidi="zh_TW"/>
+        </w:rPr>
+        <w:t>約20:29</w:t>
+      </w:r>
       <w:r>
         <w:rPr>
           <w:lang w:val="zh_TW" w:bidi="zh_TW"/>
         </w:rPr>
         <w:t>）。約翰的權柄和他與耶穌的深厚經歷，在他講述的每個故事中都表露無遺。作為親眼見證耶穌生平的人（</w:t>
       </w:r>
-      <w:hyperlink r:id="rId15">
-        <w:r>
-          <w:rPr>
-            <w:lang w:val="zh_TW" w:bidi="zh_TW"/>
-          </w:rPr>
-          <w:rPr>
-            <w:color w:val="0000EE"/>
-            <w:u w:val="single"/>
-          </w:rPr>
-          <w:t>約19:35</w:t>
-        </w:r>
-      </w:hyperlink>
+      <w:r>
+        <w:rPr>
+          <w:lang w:val="zh_TW" w:bidi="zh_TW"/>
+        </w:rPr>
+        <w:t>約19:35</w:t>
+      </w:r>
       <w:r>
         <w:rPr>
           <w:lang w:val="zh_TW" w:bidi="zh_TW"/>
         </w:rPr>
         <w:t>），約翰聽過、見過並觸摸過這生命之道（見</w:t>
       </w:r>
-      <w:hyperlink r:id="rId16">
-        <w:r>
-          <w:rPr>
-            <w:lang w:val="zh_TW" w:bidi="zh_TW"/>
-          </w:rPr>
-          <w:rPr>
-            <w:color w:val="0000EE"/>
-            <w:u w:val="single"/>
-          </w:rPr>
-          <w:t>約壹1:1–4</w:t>
-        </w:r>
-      </w:hyperlink>
+      <w:r>
+        <w:rPr>
+          <w:lang w:val="zh_TW" w:bidi="zh_TW"/>
+        </w:rPr>
+        <w:t>約壹1:1–4</w:t>
+      </w:r>
       <w:r>
         <w:rPr>
           <w:lang w:val="zh_TW" w:bidi="zh_TW"/>
@@ -372,54 +348,36 @@
         </w:rPr>
         <w:t>緊張局勢加劇。隨著小教會在猶太會堂旁建立，更多的猶太人歸信基督教。對基督徒的反對聲浪是不可避免的。但約翰在可怕的逼迫和衝突中支持教會。當新生教會與有聲望的猶太會堂社區的鬥爭似乎要壓倒他們時，約翰勇敢地見證了耶穌基督的事工。當假教師後來給教會帶來內部爭議和衝突時，約翰再次給教會群體帶來了力量。他寫信去教會鼓勵並且勸勉（見</w:t>
       </w:r>
-      <w:hyperlink r:id="rId17">
-        <w:r>
-          <w:rPr>
-            <w:lang w:val="zh_TW" w:bidi="zh_TW"/>
-          </w:rPr>
-          <w:rPr>
-            <w:color w:val="0000EE"/>
-            <w:u w:val="single"/>
-          </w:rPr>
-          <w:t>約一</w:t>
-        </w:r>
-      </w:hyperlink>
+      <w:r>
+        <w:rPr>
+          <w:lang w:val="zh_TW" w:bidi="zh_TW"/>
+        </w:rPr>
+        <w:t>約一</w:t>
+      </w:r>
       <w:r>
         <w:rPr>
           <w:lang w:val="zh_TW" w:bidi="zh_TW"/>
         </w:rPr>
         <w:t>、</w:t>
       </w:r>
-      <w:hyperlink r:id="rId18">
-        <w:r>
-          <w:rPr>
-            <w:lang w:val="zh_TW" w:bidi="zh_TW"/>
-          </w:rPr>
-          <w:rPr>
-            <w:color w:val="0000EE"/>
-            <w:u w:val="single"/>
-          </w:rPr>
-          <w:t>約二</w:t>
-        </w:r>
-      </w:hyperlink>
+      <w:r>
+        <w:rPr>
+          <w:lang w:val="zh_TW" w:bidi="zh_TW"/>
+        </w:rPr>
+        <w:t>約二</w:t>
+      </w:r>
       <w:r>
         <w:rPr>
           <w:lang w:val="zh_TW" w:bidi="zh_TW"/>
         </w:rPr>
         <w:t>、</w:t>
       </w:r>
-      <w:hyperlink r:id="rId19">
-        <w:r>
-          <w:rPr>
-            <w:lang w:val="zh_TW" w:bidi="zh_TW"/>
-          </w:rPr>
-          <w:rPr>
-            <w:color w:val="0000EE"/>
-            <w:u w:val="single"/>
-          </w:rPr>
-          <w:t>約三</w:t>
-        </w:r>
-      </w:hyperlink>
+      <w:r>
+        <w:rPr>
+          <w:lang w:val="zh_TW" w:bidi="zh_TW"/>
+        </w:rPr>
+        <w:t>約三</w:t>
+      </w:r>
       <w:r>
         <w:rPr>
           <w:lang w:val="zh_TW" w:bidi="zh_TW"/>
@@ -465,36 +423,24 @@
         </w:rPr>
         <w:t>約翰將他的福音書分為兩個主要部分，分別是</w:t>
       </w:r>
-      <w:hyperlink r:id="rId20">
-        <w:r>
-          <w:rPr>
-            <w:lang w:val="zh_TW" w:bidi="zh_TW"/>
-          </w:rPr>
-          <w:rPr>
-            <w:color w:val="0000EE"/>
-            <w:u w:val="single"/>
-          </w:rPr>
-          <w:t>第1–12章</w:t>
-        </w:r>
-      </w:hyperlink>
+      <w:r>
+        <w:rPr>
+          <w:lang w:val="zh_TW" w:bidi="zh_TW"/>
+        </w:rPr>
+        <w:t>第1–12章</w:t>
+      </w:r>
       <w:r>
         <w:rPr>
           <w:lang w:val="zh_TW" w:bidi="zh_TW"/>
         </w:rPr>
         <w:t>和</w:t>
       </w:r>
-      <w:hyperlink r:id="rId21">
-        <w:r>
-          <w:rPr>
-            <w:lang w:val="zh_TW" w:bidi="zh_TW"/>
-          </w:rPr>
-          <w:rPr>
-            <w:color w:val="0000EE"/>
-            <w:u w:val="single"/>
-          </w:rPr>
-          <w:t>第13–21章</w:t>
-        </w:r>
-      </w:hyperlink>
+      <w:r>
+        <w:rPr>
+          <w:lang w:val="zh_TW" w:bidi="zh_TW"/>
+        </w:rPr>
+        <w:t>第13–21章</w:t>
+      </w:r>
       <w:r>
         <w:rPr>
           <w:lang w:val="zh_TW" w:bidi="zh_TW"/>
@@ -515,54 +461,36 @@
         </w:rPr>
         <w:t>第1–12章。福音書序言（</w:t>
       </w:r>
-      <w:hyperlink r:id="rId22">
-        <w:r>
-          <w:rPr>
-            <w:lang w:val="zh_TW" w:bidi="zh_TW"/>
-          </w:rPr>
-          <w:rPr>
-            <w:color w:val="0000EE"/>
-            <w:u w:val="single"/>
-          </w:rPr>
-          <w:t>1:1–18</w:t>
-        </w:r>
-      </w:hyperlink>
+      <w:r>
+        <w:rPr>
+          <w:lang w:val="zh_TW" w:bidi="zh_TW"/>
+        </w:rPr>
+        <w:t>1:1–18</w:t>
+      </w:r>
       <w:r>
         <w:rPr>
           <w:lang w:val="zh_TW" w:bidi="zh_TW"/>
         </w:rPr>
         <w:t>）巧妙地總結了神的道進入世界。耶穌受洗並呼召祂最早的跟從者（</w:t>
       </w:r>
-      <w:hyperlink r:id="rId23">
-        <w:r>
-          <w:rPr>
-            <w:lang w:val="zh_TW" w:bidi="zh_TW"/>
-          </w:rPr>
-          <w:rPr>
-            <w:color w:val="0000EE"/>
-            <w:u w:val="single"/>
-          </w:rPr>
-          <w:t>1:19–51</w:t>
-        </w:r>
-      </w:hyperlink>
+      <w:r>
+        <w:rPr>
+          <w:lang w:val="zh_TW" w:bidi="zh_TW"/>
+        </w:rPr>
+        <w:t>1:19–51</w:t>
+      </w:r>
       <w:r>
         <w:rPr>
           <w:lang w:val="zh_TW" w:bidi="zh_TW"/>
         </w:rPr>
         <w:t>）。然後，一系列顯著的事件（</w:t>
       </w:r>
-      <w:hyperlink r:id="rId24">
-        <w:r>
-          <w:rPr>
-            <w:lang w:val="zh_TW" w:bidi="zh_TW"/>
-          </w:rPr>
-          <w:rPr>
-            <w:color w:val="0000EE"/>
-            <w:u w:val="single"/>
-          </w:rPr>
-          <w:t>第2–4章</w:t>
-        </w:r>
-      </w:hyperlink>
+      <w:r>
+        <w:rPr>
+          <w:lang w:val="zh_TW" w:bidi="zh_TW"/>
+        </w:rPr>
+        <w:t>第2–4章</w:t>
+      </w:r>
       <w:r>
         <w:rPr>
           <w:lang w:val="zh_TW" w:bidi="zh_TW"/>
@@ -583,18 +511,12 @@
         </w:rPr>
         <w:t>在接下來的部分（</w:t>
       </w:r>
-      <w:hyperlink r:id="rId25">
-        <w:r>
-          <w:rPr>
-            <w:lang w:val="zh_TW" w:bidi="zh_TW"/>
-          </w:rPr>
-          <w:rPr>
-            <w:color w:val="0000EE"/>
-            <w:u w:val="single"/>
-          </w:rPr>
-          <w:t>章5–10</w:t>
-        </w:r>
-      </w:hyperlink>
+      <w:r>
+        <w:rPr>
+          <w:lang w:val="zh_TW" w:bidi="zh_TW"/>
+        </w:rPr>
+        <w:t>章5–10</w:t>
+      </w:r>
       <w:r>
         <w:rPr>
           <w:lang w:val="zh_TW" w:bidi="zh_TW"/>
@@ -615,36 +537,24 @@
         </w:rPr>
         <w:t>然後耶穌開始預備祂的受死與復活。約翰描述了耶穌來到伯大尼，這是一個在耶路撒冷東邊的小鎮（</w:t>
       </w:r>
-      <w:hyperlink r:id="rId26">
-        <w:r>
-          <w:rPr>
-            <w:lang w:val="zh_TW" w:bidi="zh_TW"/>
-          </w:rPr>
-          <w:rPr>
-            <w:color w:val="0000EE"/>
-            <w:u w:val="single"/>
-          </w:rPr>
-          <w:t>第11章</w:t>
-        </w:r>
-      </w:hyperlink>
+      <w:r>
+        <w:rPr>
+          <w:lang w:val="zh_TW" w:bidi="zh_TW"/>
+        </w:rPr>
+        <w:t>第11章</w:t>
+      </w:r>
       <w:r>
         <w:rPr>
           <w:lang w:val="zh_TW" w:bidi="zh_TW"/>
         </w:rPr>
         <w:t>）。祂的朋友拉撒路死了，耶穌使他復活。在這個非凡的事件之後，耶穌向世界發出了最後的公開呼籲，要人們信祂和祂的使命（</w:t>
       </w:r>
-      <w:hyperlink r:id="rId27">
-        <w:r>
-          <w:rPr>
-            <w:lang w:val="zh_TW" w:bidi="zh_TW"/>
-          </w:rPr>
-          <w:rPr>
-            <w:color w:val="0000EE"/>
-            <w:u w:val="single"/>
-          </w:rPr>
-          <w:t>第12章</w:t>
-        </w:r>
-      </w:hyperlink>
+      <w:r>
+        <w:rPr>
+          <w:lang w:val="zh_TW" w:bidi="zh_TW"/>
+        </w:rPr>
+        <w:t>第12章</w:t>
+      </w:r>
       <w:r>
         <w:rPr>
           <w:lang w:val="zh_TW" w:bidi="zh_TW"/>
@@ -665,18 +575,12 @@
         </w:rPr>
         <w:t>第13–21章。約翰轉向耶穌的受死與復活，他提醒讀者十字架不是絕望的記號，而是榮耀的景象。耶穌正回到父那裡，祂需要為祂的門徒預備祂的離去。在最後的逾越節晚餐上，耶穌向祂的門徒透露了祂心中最深處的事（</w:t>
       </w:r>
-      <w:hyperlink r:id="rId28">
-        <w:r>
-          <w:rPr>
-            <w:lang w:val="zh_TW" w:bidi="zh_TW"/>
-          </w:rPr>
-          <w:rPr>
-            <w:color w:val="0000EE"/>
-            <w:u w:val="single"/>
-          </w:rPr>
-          <w:t>第13–17章</w:t>
-        </w:r>
-      </w:hyperlink>
+      <w:r>
+        <w:rPr>
+          <w:lang w:val="zh_TW" w:bidi="zh_TW"/>
+        </w:rPr>
+        <w:t>第13–17章</w:t>
+      </w:r>
       <w:r>
         <w:rPr>
           <w:lang w:val="zh_TW" w:bidi="zh_TW"/>
@@ -697,36 +601,24 @@
         </w:rPr>
         <w:t>在這次逾越節晚餐之後，耶穌帶領跟隨祂的人穿過城市東邊的一個山谷，來到一個名叫客西馬尼的橄欖園（</w:t>
       </w:r>
-      <w:hyperlink r:id="rId29">
-        <w:r>
-          <w:rPr>
-            <w:lang w:val="zh_TW" w:bidi="zh_TW"/>
-          </w:rPr>
-          <w:rPr>
-            <w:color w:val="0000EE"/>
-            <w:u w:val="single"/>
-          </w:rPr>
-          <w:t>第18章</w:t>
-        </w:r>
-      </w:hyperlink>
+      <w:r>
+        <w:rPr>
+          <w:lang w:val="zh_TW" w:bidi="zh_TW"/>
+        </w:rPr>
+        <w:t>第18章</w:t>
+      </w:r>
       <w:r>
         <w:rPr>
           <w:lang w:val="zh_TW" w:bidi="zh_TW"/>
         </w:rPr>
         <w:t>）。猶大同意出賣耶穌，不久便帶著一大隊羅馬士兵和聖殿守衛出現了。耶穌被抓以後，祂站在猶太公會面前接受審訊，先是亞那，然後是現任大祭司該亞法。到了早晨，猶太領袖把耶穌帶到羅馬巡撫本丟·彼拉多面前，彼拉多問了一些探究耶穌身分的問題。彼拉多在猶太領袖的慫恿下，決定將耶穌釘十字架（</w:t>
       </w:r>
-      <w:hyperlink r:id="rId30">
-        <w:r>
-          <w:rPr>
-            <w:lang w:val="zh_TW" w:bidi="zh_TW"/>
-          </w:rPr>
-          <w:rPr>
-            <w:color w:val="0000EE"/>
-            <w:u w:val="single"/>
-          </w:rPr>
-          <w:t>第19章</w:t>
-        </w:r>
-      </w:hyperlink>
+      <w:r>
+        <w:rPr>
+          <w:lang w:val="zh_TW" w:bidi="zh_TW"/>
+        </w:rPr>
+        <w:t>第19章</w:t>
+      </w:r>
       <w:r>
         <w:rPr>
           <w:lang w:val="zh_TW" w:bidi="zh_TW"/>
@@ -747,90 +639,60 @@
         </w:rPr>
         <w:t>約翰福音的高潮是耶穌從死裡復活（</w:t>
       </w:r>
-      <w:hyperlink r:id="rId31">
-        <w:r>
-          <w:rPr>
-            <w:lang w:val="zh_TW" w:bidi="zh_TW"/>
-          </w:rPr>
-          <w:rPr>
-            <w:color w:val="0000EE"/>
-            <w:u w:val="single"/>
-          </w:rPr>
-          <w:t>第20章</w:t>
-        </w:r>
-      </w:hyperlink>
+      <w:r>
+        <w:rPr>
+          <w:lang w:val="zh_TW" w:bidi="zh_TW"/>
+        </w:rPr>
+        <w:t>第20章</w:t>
+      </w:r>
       <w:r>
         <w:rPr>
           <w:lang w:val="zh_TW" w:bidi="zh_TW"/>
         </w:rPr>
         <w:t>）。這個事件是一系列戲劇性敘述的開始，耶穌向跟從祂的人顯現並鼓勵他們。祂賜給他們聖靈，並差派他們代表祂向世界傳揚使命。然後，耶穌吩咐祂的門徒們繼續前行（</w:t>
       </w:r>
-      <w:hyperlink r:id="rId32">
-        <w:r>
-          <w:rPr>
-            <w:lang w:val="zh_TW" w:bidi="zh_TW"/>
-          </w:rPr>
-          <w:rPr>
-            <w:color w:val="0000EE"/>
-            <w:u w:val="single"/>
-          </w:rPr>
-          <w:t>第21章</w:t>
-        </w:r>
-      </w:hyperlink>
+      <w:r>
+        <w:rPr>
+          <w:lang w:val="zh_TW" w:bidi="zh_TW"/>
+        </w:rPr>
+        <w:t>第21章</w:t>
+      </w:r>
       <w:r>
         <w:rPr>
           <w:lang w:val="zh_TW" w:bidi="zh_TW"/>
         </w:rPr>
         <w:t>）。祂叫他們記住祂的能力（</w:t>
       </w:r>
-      <w:hyperlink r:id="rId33">
-        <w:r>
-          <w:rPr>
-            <w:lang w:val="zh_TW" w:bidi="zh_TW"/>
-          </w:rPr>
-          <w:rPr>
-            <w:color w:val="0000EE"/>
-            <w:u w:val="single"/>
-          </w:rPr>
-          <w:t>21:1–14</w:t>
-        </w:r>
-      </w:hyperlink>
+      <w:r>
+        <w:rPr>
+          <w:lang w:val="zh_TW" w:bidi="zh_TW"/>
+        </w:rPr>
+        <w:t>21:1–14</w:t>
+      </w:r>
       <w:r>
         <w:rPr>
           <w:lang w:val="zh_TW" w:bidi="zh_TW"/>
         </w:rPr>
         <w:t>）；祂重新建造曾否認祂的彼得（</w:t>
       </w:r>
-      <w:hyperlink r:id="rId34">
-        <w:r>
-          <w:rPr>
-            <w:lang w:val="zh_TW" w:bidi="zh_TW"/>
-          </w:rPr>
-          <w:rPr>
-            <w:color w:val="0000EE"/>
-            <w:u w:val="single"/>
-          </w:rPr>
-          <w:t>21:15–17</w:t>
-        </w:r>
-      </w:hyperlink>
+      <w:r>
+        <w:rPr>
+          <w:lang w:val="zh_TW" w:bidi="zh_TW"/>
+        </w:rPr>
+        <w:t>21:15–17</w:t>
+      </w:r>
       <w:r>
         <w:rPr>
           <w:lang w:val="zh_TW" w:bidi="zh_TW"/>
         </w:rPr>
         <w:t>）；祂還指示彼得在祂的使命中跟從祂（</w:t>
       </w:r>
-      <w:hyperlink r:id="rId35">
-        <w:r>
-          <w:rPr>
-            <w:lang w:val="zh_TW" w:bidi="zh_TW"/>
-          </w:rPr>
-          <w:rPr>
-            <w:color w:val="0000EE"/>
-            <w:u w:val="single"/>
-          </w:rPr>
-          <w:t>21:18–19</w:t>
-        </w:r>
-      </w:hyperlink>
+      <w:r>
+        <w:rPr>
+          <w:lang w:val="zh_TW" w:bidi="zh_TW"/>
+        </w:rPr>
+        <w:t>21:18–19</w:t>
+      </w:r>
       <w:r>
         <w:rPr>
           <w:lang w:val="zh_TW" w:bidi="zh_TW"/>
@@ -862,126 +724,84 @@
         </w:rPr>
         <w:t>和其它福音書一樣，約翰福音沒有明確證據顯示其作者是誰，儘管「所愛的門徒」這個神秘人物是一個明確的線索（見</w:t>
       </w:r>
-      <w:hyperlink r:id="rId36">
-        <w:r>
-          <w:rPr>
-            <w:lang w:val="zh_TW" w:bidi="zh_TW"/>
-          </w:rPr>
-          <w:rPr>
-            <w:color w:val="0000EE"/>
-            <w:u w:val="single"/>
-          </w:rPr>
-          <w:t>13:23</w:t>
-        </w:r>
-      </w:hyperlink>
+      <w:r>
+        <w:rPr>
+          <w:lang w:val="zh_TW" w:bidi="zh_TW"/>
+        </w:rPr>
+        <w:t>13:23</w:t>
+      </w:r>
       <w:r>
         <w:rPr>
           <w:lang w:val="zh_TW" w:bidi="zh_TW"/>
         </w:rPr>
         <w:t>，</w:t>
       </w:r>
-      <w:hyperlink r:id="rId37">
-        <w:r>
-          <w:rPr>
-            <w:lang w:val="zh_TW" w:bidi="zh_TW"/>
-          </w:rPr>
-          <w:rPr>
-            <w:color w:val="0000EE"/>
-            <w:u w:val="single"/>
-          </w:rPr>
-          <w:t>19:26–27</w:t>
-        </w:r>
-      </w:hyperlink>
+      <w:r>
+        <w:rPr>
+          <w:lang w:val="zh_TW" w:bidi="zh_TW"/>
+        </w:rPr>
+        <w:t>19:26–27</w:t>
+      </w:r>
       <w:r>
         <w:rPr>
           <w:lang w:val="zh_TW" w:bidi="zh_TW"/>
         </w:rPr>
         <w:t>，</w:t>
       </w:r>
-      <w:hyperlink r:id="rId38">
-        <w:r>
-          <w:rPr>
-            <w:lang w:val="zh_TW" w:bidi="zh_TW"/>
-          </w:rPr>
-          <w:rPr>
-            <w:color w:val="0000EE"/>
-            <w:u w:val="single"/>
-          </w:rPr>
-          <w:t>20:2–10</w:t>
-        </w:r>
-      </w:hyperlink>
+      <w:r>
+        <w:rPr>
+          <w:lang w:val="zh_TW" w:bidi="zh_TW"/>
+        </w:rPr>
+        <w:t>20:2–10</w:t>
+      </w:r>
       <w:r>
         <w:rPr>
           <w:lang w:val="zh_TW" w:bidi="zh_TW"/>
         </w:rPr>
         <w:t>，</w:t>
       </w:r>
-      <w:hyperlink r:id="rId39">
-        <w:r>
-          <w:rPr>
-            <w:lang w:val="zh_TW" w:bidi="zh_TW"/>
-          </w:rPr>
-          <w:rPr>
-            <w:color w:val="0000EE"/>
-            <w:u w:val="single"/>
-          </w:rPr>
-          <w:t>21:7</w:t>
-        </w:r>
-      </w:hyperlink>
+      <w:r>
+        <w:rPr>
+          <w:lang w:val="zh_TW" w:bidi="zh_TW"/>
+        </w:rPr>
+        <w:t>21:7</w:t>
+      </w:r>
       <w:r>
         <w:rPr>
           <w:lang w:val="zh_TW" w:bidi="zh_TW"/>
         </w:rPr>
         <w:t>、</w:t>
       </w:r>
-      <w:hyperlink r:id="rId40">
-        <w:r>
-          <w:rPr>
-            <w:lang w:val="zh_TW" w:bidi="zh_TW"/>
-          </w:rPr>
-          <w:rPr>
-            <w:color w:val="0000EE"/>
-            <w:u w:val="single"/>
-          </w:rPr>
-          <w:t>20–24</w:t>
-        </w:r>
-      </w:hyperlink>
+      <w:r>
+        <w:rPr>
+          <w:lang w:val="zh_TW" w:bidi="zh_TW"/>
+        </w:rPr>
+        <w:t>20–24</w:t>
+      </w:r>
       <w:r>
         <w:rPr>
           <w:lang w:val="zh_TW" w:bidi="zh_TW"/>
         </w:rPr>
         <w:t>）。約翰福音必然與這個人有關，因為他被認定是這部耶穌生平記錄的證據來源（</w:t>
       </w:r>
-      <w:hyperlink r:id="rId15">
-        <w:r>
-          <w:rPr>
-            <w:lang w:val="zh_TW" w:bidi="zh_TW"/>
-          </w:rPr>
-          <w:rPr>
-            <w:color w:val="0000EE"/>
-            <w:u w:val="single"/>
-          </w:rPr>
-          <w:t>19:35</w:t>
-        </w:r>
-      </w:hyperlink>
+      <w:r>
+        <w:rPr>
+          <w:lang w:val="zh_TW" w:bidi="zh_TW"/>
+        </w:rPr>
+        <w:t>19:35</w:t>
+      </w:r>
       <w:r>
         <w:rPr>
           <w:lang w:val="zh_TW" w:bidi="zh_TW"/>
         </w:rPr>
         <w:t>，</w:t>
       </w:r>
-      <w:hyperlink r:id="rId40">
-        <w:r>
-          <w:rPr>
-            <w:lang w:val="zh_TW" w:bidi="zh_TW"/>
-          </w:rPr>
-          <w:rPr>
-            <w:color w:val="0000EE"/>
-            <w:u w:val="single"/>
-          </w:rPr>
-          <w:t>21:20–24</w:t>
-        </w:r>
-      </w:hyperlink>
+      <w:r>
+        <w:rPr>
+          <w:lang w:val="zh_TW" w:bidi="zh_TW"/>
+        </w:rPr>
+        <w:t>21:20–24</w:t>
+      </w:r>
       <w:r>
         <w:rPr>
           <w:lang w:val="zh_TW" w:bidi="zh_TW"/>
@@ -1015,54 +835,36 @@
         </w:rPr>
         <w:t>3.23）。約翰是十二使徒之一，並且與雅各（他的兄弟）和彼得一起，是耶穌身邊核心圈子的一部分（見，例如，</w:t>
       </w:r>
-      <w:hyperlink r:id="rId41">
-        <w:r>
-          <w:rPr>
-            <w:lang w:val="zh_TW" w:bidi="zh_TW"/>
-          </w:rPr>
-          <w:rPr>
-            <w:color w:val="0000EE"/>
-            <w:u w:val="single"/>
-          </w:rPr>
-          <w:t>太26:36–37</w:t>
-        </w:r>
-      </w:hyperlink>
+      <w:r>
+        <w:rPr>
+          <w:lang w:val="zh_TW" w:bidi="zh_TW"/>
+        </w:rPr>
+        <w:t>太26:36–37</w:t>
+      </w:r>
       <w:r>
         <w:rPr>
           <w:lang w:val="zh_TW" w:bidi="zh_TW"/>
         </w:rPr>
         <w:t>；</w:t>
       </w:r>
-      <w:hyperlink r:id="rId42">
-        <w:r>
-          <w:rPr>
-            <w:lang w:val="zh_TW" w:bidi="zh_TW"/>
-          </w:rPr>
-          <w:rPr>
-            <w:color w:val="0000EE"/>
-            <w:u w:val="single"/>
-          </w:rPr>
-          <w:t>可5:37</w:t>
-        </w:r>
-      </w:hyperlink>
+      <w:r>
+        <w:rPr>
+          <w:lang w:val="zh_TW" w:bidi="zh_TW"/>
+        </w:rPr>
+        <w:t>可5:37</w:t>
+      </w:r>
       <w:r>
         <w:rPr>
           <w:lang w:val="zh_TW" w:bidi="zh_TW"/>
         </w:rPr>
         <w:t>，</w:t>
       </w:r>
-      <w:hyperlink r:id="rId43">
-        <w:r>
-          <w:rPr>
-            <w:lang w:val="zh_TW" w:bidi="zh_TW"/>
-          </w:rPr>
-          <w:rPr>
-            <w:color w:val="0000EE"/>
-            <w:u w:val="single"/>
-          </w:rPr>
-          <w:t>9:2</w:t>
-        </w:r>
-      </w:hyperlink>
+      <w:r>
+        <w:rPr>
+          <w:lang w:val="zh_TW" w:bidi="zh_TW"/>
+        </w:rPr>
+        <w:t>9:2</w:t>
+      </w:r>
       <w:r>
         <w:rPr>
           <w:lang w:val="zh_TW" w:bidi="zh_TW"/>
@@ -1121,54 +923,36 @@
         </w:rPr>
         <w:t>是希伯來文，意思是「老師」（</w:t>
       </w:r>
-      <w:hyperlink r:id="rId44">
-        <w:r>
-          <w:rPr>
-            <w:lang w:val="zh_TW" w:bidi="zh_TW"/>
-          </w:rPr>
-          <w:rPr>
-            <w:color w:val="0000EE"/>
-            <w:u w:val="single"/>
-          </w:rPr>
-          <w:t>1:38</w:t>
-        </w:r>
-      </w:hyperlink>
+      <w:r>
+        <w:rPr>
+          <w:lang w:val="zh_TW" w:bidi="zh_TW"/>
+        </w:rPr>
+        <w:t>1:38</w:t>
+      </w:r>
       <w:r>
         <w:rPr>
           <w:lang w:val="zh_TW" w:bidi="zh_TW"/>
         </w:rPr>
         <w:t>），並給出了加利利海的另一個名稱（</w:t>
       </w:r>
-      <w:hyperlink r:id="rId45">
-        <w:r>
-          <w:rPr>
-            <w:lang w:val="zh_TW" w:bidi="zh_TW"/>
-          </w:rPr>
-          <w:rPr>
-            <w:color w:val="0000EE"/>
-            <w:u w:val="single"/>
-          </w:rPr>
-          <w:t>6:1</w:t>
-        </w:r>
-      </w:hyperlink>
+      <w:r>
+        <w:rPr>
+          <w:lang w:val="zh_TW" w:bidi="zh_TW"/>
+        </w:rPr>
+        <w:t>6:1</w:t>
+      </w:r>
       <w:r>
         <w:rPr>
           <w:lang w:val="zh_TW" w:bidi="zh_TW"/>
         </w:rPr>
         <w:t>）。同時，約翰又假設他的讀者熟悉猶太傳統、觀念和節日。他們可能也熟悉馬可福音中呈現的基本故事。例如，約翰提到施洗約翰的監禁（</w:t>
       </w:r>
-      <w:hyperlink r:id="rId46">
-        <w:r>
-          <w:rPr>
-            <w:lang w:val="zh_TW" w:bidi="zh_TW"/>
-          </w:rPr>
-          <w:rPr>
-            <w:color w:val="0000EE"/>
-            <w:u w:val="single"/>
-          </w:rPr>
-          <w:t>3:24</w:t>
-        </w:r>
-      </w:hyperlink>
+      <w:r>
+        <w:rPr>
+          <w:lang w:val="zh_TW" w:bidi="zh_TW"/>
+        </w:rPr>
+        <w:t>3:24</w:t>
+      </w:r>
       <w:r>
         <w:rPr>
           <w:lang w:val="zh_TW" w:bidi="zh_TW"/>
@@ -1200,54 +984,36 @@
         </w:rPr>
         <w:t>啟示與救贖。 「光照在黑暗裡，黑暗卻不接受光」(</w:t>
       </w:r>
-      <w:hyperlink r:id="rId47">
-        <w:r>
-          <w:rPr>
-            <w:lang w:val="zh_TW" w:bidi="zh_TW"/>
-          </w:rPr>
-          <w:rPr>
-            <w:color w:val="0000EE"/>
-            <w:u w:val="single"/>
-          </w:rPr>
-          <w:t>1:5</w:t>
-        </w:r>
-      </w:hyperlink>
+      <w:r>
+        <w:rPr>
+          <w:lang w:val="zh_TW" w:bidi="zh_TW"/>
+        </w:rPr>
+        <w:t>1:5</w:t>
+      </w:r>
       <w:r>
         <w:rPr>
           <w:lang w:val="zh_TW" w:bidi="zh_TW"/>
         </w:rPr>
         <w:t>)。神的光已經居住在世上：基督顯明了父（</w:t>
       </w:r>
-      <w:hyperlink r:id="rId48">
-        <w:r>
-          <w:rPr>
-            <w:lang w:val="zh_TW" w:bidi="zh_TW"/>
-          </w:rPr>
-          <w:rPr>
-            <w:color w:val="0000EE"/>
-            <w:u w:val="single"/>
-          </w:rPr>
-          <w:t>14:9</w:t>
-        </w:r>
-      </w:hyperlink>
+      <w:r>
+        <w:rPr>
+          <w:lang w:val="zh_TW" w:bidi="zh_TW"/>
+        </w:rPr>
+        <w:t>14:9</w:t>
+      </w:r>
       <w:r>
         <w:rPr>
           <w:lang w:val="zh_TW" w:bidi="zh_TW"/>
         </w:rPr>
         <w:t>）。在基督裡，我們看見了神在人身上的榮耀。即使耶穌被迫害、審判和釘十字架，這光也無法被熄滅。耶穌顯明神的目的是為了救贖人：「生命在祂裡頭，這生命就是人的光」（</w:t>
       </w:r>
-      <w:hyperlink r:id="rId49">
-        <w:r>
-          <w:rPr>
-            <w:lang w:val="zh_TW" w:bidi="zh_TW"/>
-          </w:rPr>
-          <w:rPr>
-            <w:color w:val="0000EE"/>
-            <w:u w:val="single"/>
-          </w:rPr>
-          <w:t>1:4</w:t>
-        </w:r>
-      </w:hyperlink>
+      <w:r>
+        <w:rPr>
+          <w:lang w:val="zh_TW" w:bidi="zh_TW"/>
+        </w:rPr>
+        <w:t>1:4</w:t>
+      </w:r>
       <w:r>
         <w:rPr>
           <w:lang w:val="zh_TW" w:bidi="zh_TW"/>
@@ -1268,72 +1034,48 @@
         </w:rPr>
         <w:t>敬拜與聖靈。 敬拜必須「在聖靈和真理中（用心靈和誠實）」進行（</w:t>
       </w:r>
-      <w:hyperlink r:id="rId50">
-        <w:r>
-          <w:rPr>
-            <w:lang w:val="zh_TW" w:bidi="zh_TW"/>
-          </w:rPr>
-          <w:rPr>
-            <w:color w:val="0000EE"/>
-            <w:u w:val="single"/>
-          </w:rPr>
-          <w:t>4:24</w:t>
-        </w:r>
-      </w:hyperlink>
+      <w:r>
+        <w:rPr>
+          <w:lang w:val="zh_TW" w:bidi="zh_TW"/>
+        </w:rPr>
+        <w:t>4:24</w:t>
+      </w:r>
       <w:r>
         <w:rPr>
           <w:lang w:val="zh_TW" w:bidi="zh_TW"/>
         </w:rPr>
         <w:t>），由神的靈來激勵和啟示。尼哥德慕必須「從水和聖靈」重生才能進入神的國（</w:t>
       </w:r>
-      <w:hyperlink r:id="rId51">
-        <w:r>
-          <w:rPr>
-            <w:lang w:val="zh_TW" w:bidi="zh_TW"/>
-          </w:rPr>
-          <w:rPr>
-            <w:color w:val="0000EE"/>
-            <w:u w:val="single"/>
-          </w:rPr>
-          <w:t>3:5</w:t>
-        </w:r>
-      </w:hyperlink>
+      <w:r>
+        <w:rPr>
+          <w:lang w:val="zh_TW" w:bidi="zh_TW"/>
+        </w:rPr>
+        <w:t>3:5</w:t>
+      </w:r>
       <w:r>
         <w:rPr>
           <w:lang w:val="zh_TW" w:bidi="zh_TW"/>
         </w:rPr>
         <w:t>）。在加利利，耶穌餵飽五千人後，告訴眾人祂將要犧牲的身體就是生命的糧。祂指示他們吃喝祂的身體和血，象徵著主餐（</w:t>
       </w:r>
-      <w:hyperlink r:id="rId52">
-        <w:r>
-          <w:rPr>
-            <w:lang w:val="zh_TW" w:bidi="zh_TW"/>
-          </w:rPr>
-          <w:rPr>
-            <w:color w:val="0000EE"/>
-            <w:u w:val="single"/>
-          </w:rPr>
-          <w:t>6:51–59</w:t>
-        </w:r>
-      </w:hyperlink>
+      <w:r>
+        <w:rPr>
+          <w:lang w:val="zh_TW" w:bidi="zh_TW"/>
+        </w:rPr>
+        <w:t>6:51–59</w:t>
+      </w:r>
       <w:r>
         <w:rPr>
           <w:lang w:val="zh_TW" w:bidi="zh_TW"/>
         </w:rPr>
         <w:t>）。然而，若敬拜只專注於個別元素而沒有神的靈同在，那就毫無價值（見</w:t>
       </w:r>
-      <w:hyperlink r:id="rId53">
-        <w:r>
-          <w:rPr>
-            <w:lang w:val="zh_TW" w:bidi="zh_TW"/>
-          </w:rPr>
-          <w:rPr>
-            <w:color w:val="0000EE"/>
-            <w:u w:val="single"/>
-          </w:rPr>
-          <w:t>6:63</w:t>
-        </w:r>
-      </w:hyperlink>
+      <w:r>
+        <w:rPr>
+          <w:lang w:val="zh_TW" w:bidi="zh_TW"/>
+        </w:rPr>
+        <w:t>6:63</w:t>
+      </w:r>
       <w:r>
         <w:rPr>
           <w:lang w:val="zh_TW" w:bidi="zh_TW"/>
@@ -1354,162 +1096,108 @@
         </w:rPr>
         <w:t>耶穌基督。 約翰記錄了耶穌對其本性、來源和與父的關係的描述。耶穌肯定了祂與父的合一（</w:t>
       </w:r>
-      <w:hyperlink r:id="rId54">
-        <w:r>
-          <w:rPr>
-            <w:lang w:val="zh_TW" w:bidi="zh_TW"/>
-          </w:rPr>
-          <w:rPr>
-            <w:color w:val="0000EE"/>
-            <w:u w:val="single"/>
-          </w:rPr>
-          <w:t>10:30</w:t>
-        </w:r>
-      </w:hyperlink>
+      <w:r>
+        <w:rPr>
+          <w:lang w:val="zh_TW" w:bidi="zh_TW"/>
+        </w:rPr>
+        <w:t>10:30</w:t>
+      </w:r>
       <w:r>
         <w:rPr>
           <w:lang w:val="zh_TW" w:bidi="zh_TW"/>
         </w:rPr>
         <w:t>，</w:t>
       </w:r>
-      <w:hyperlink r:id="rId55">
-        <w:r>
-          <w:rPr>
-            <w:lang w:val="zh_TW" w:bidi="zh_TW"/>
-          </w:rPr>
-          <w:rPr>
-            <w:color w:val="0000EE"/>
-            <w:u w:val="single"/>
-          </w:rPr>
-          <w:t>14:9–10</w:t>
-        </w:r>
-      </w:hyperlink>
+      <w:r>
+        <w:rPr>
+          <w:lang w:val="zh_TW" w:bidi="zh_TW"/>
+        </w:rPr>
+        <w:t>14:9–10</w:t>
+      </w:r>
       <w:r>
         <w:rPr>
           <w:lang w:val="zh_TW" w:bidi="zh_TW"/>
         </w:rPr>
         <w:t>），他們一致的目的（</w:t>
       </w:r>
-      <w:hyperlink r:id="rId56">
-        <w:r>
-          <w:rPr>
-            <w:lang w:val="zh_TW" w:bidi="zh_TW"/>
-          </w:rPr>
-          <w:rPr>
-            <w:color w:val="0000EE"/>
-            <w:u w:val="single"/>
-          </w:rPr>
-          <w:t>5:17</w:t>
-        </w:r>
-      </w:hyperlink>
+      <w:r>
+        <w:rPr>
+          <w:lang w:val="zh_TW" w:bidi="zh_TW"/>
+        </w:rPr>
+        <w:t>5:17</w:t>
+      </w:r>
       <w:r>
         <w:rPr>
           <w:lang w:val="zh_TW" w:bidi="zh_TW"/>
         </w:rPr>
         <w:t>，</w:t>
       </w:r>
-      <w:hyperlink r:id="rId57">
-        <w:r>
-          <w:rPr>
-            <w:lang w:val="zh_TW" w:bidi="zh_TW"/>
-          </w:rPr>
-          <w:rPr>
-            <w:color w:val="0000EE"/>
-            <w:u w:val="single"/>
-          </w:rPr>
-          <w:t>8:42</w:t>
-        </w:r>
-      </w:hyperlink>
+      <w:r>
+        <w:rPr>
+          <w:lang w:val="zh_TW" w:bidi="zh_TW"/>
+        </w:rPr>
+        <w:t>8:42</w:t>
+      </w:r>
       <w:r>
         <w:rPr>
           <w:lang w:val="zh_TW" w:bidi="zh_TW"/>
         </w:rPr>
         <w:t>），以及他們位格的獨特性（</w:t>
       </w:r>
-      <w:hyperlink r:id="rId58">
-        <w:r>
-          <w:rPr>
-            <w:lang w:val="zh_TW" w:bidi="zh_TW"/>
-          </w:rPr>
-          <w:rPr>
-            <w:color w:val="0000EE"/>
-            <w:u w:val="single"/>
-          </w:rPr>
-          <w:t>14:28</w:t>
-        </w:r>
-      </w:hyperlink>
+      <w:r>
+        <w:rPr>
+          <w:lang w:val="zh_TW" w:bidi="zh_TW"/>
+        </w:rPr>
+        <w:t>14:28</w:t>
+      </w:r>
       <w:r>
         <w:rPr>
           <w:lang w:val="zh_TW" w:bidi="zh_TW"/>
         </w:rPr>
         <w:t>，</w:t>
       </w:r>
-      <w:hyperlink r:id="rId59">
-        <w:r>
-          <w:rPr>
-            <w:lang w:val="zh_TW" w:bidi="zh_TW"/>
-          </w:rPr>
-          <w:rPr>
-            <w:color w:val="0000EE"/>
-            <w:u w:val="single"/>
-          </w:rPr>
-          <w:t>17:1–5</w:t>
-        </w:r>
-      </w:hyperlink>
+      <w:r>
+        <w:rPr>
+          <w:lang w:val="zh_TW" w:bidi="zh_TW"/>
+        </w:rPr>
+        <w:t>17:1–5</w:t>
+      </w:r>
       <w:r>
         <w:rPr>
           <w:lang w:val="zh_TW" w:bidi="zh_TW"/>
         </w:rPr>
         <w:t>）。耶穌甚至使用了神在舊約中對自己的稱呼——「我是（I am）」，從而肯定了祂自己的神性（見</w:t>
       </w:r>
-      <w:hyperlink r:id="rId60">
-        <w:r>
-          <w:rPr>
-            <w:lang w:val="zh_TW" w:bidi="zh_TW"/>
-          </w:rPr>
-          <w:rPr>
-            <w:color w:val="0000EE"/>
-            <w:u w:val="single"/>
-          </w:rPr>
-          <w:t>8:58</w:t>
-        </w:r>
-      </w:hyperlink>
+      <w:r>
+        <w:rPr>
+          <w:lang w:val="zh_TW" w:bidi="zh_TW"/>
+        </w:rPr>
+        <w:t>8:58</w:t>
+      </w:r>
       <w:r>
         <w:rPr>
           <w:lang w:val="zh_TW" w:bidi="zh_TW"/>
         </w:rPr>
         <w:t>，</w:t>
       </w:r>
-      <w:hyperlink r:id="rId61">
-        <w:r>
-          <w:rPr>
-            <w:lang w:val="zh_TW" w:bidi="zh_TW"/>
-          </w:rPr>
-          <w:rPr>
-            <w:color w:val="0000EE"/>
-            <w:u w:val="single"/>
-          </w:rPr>
-          <w:t>18:4–5</w:t>
-        </w:r>
-      </w:hyperlink>
+      <w:r>
+        <w:rPr>
+          <w:lang w:val="zh_TW" w:bidi="zh_TW"/>
+        </w:rPr>
+        <w:t>18:4–5</w:t>
+      </w:r>
       <w:r>
         <w:rPr>
           <w:lang w:val="zh_TW" w:bidi="zh_TW"/>
         </w:rPr>
         <w:t>；</w:t>
       </w:r>
-      <w:hyperlink r:id="rId62">
-        <w:r>
-          <w:rPr>
-            <w:lang w:val="zh_TW" w:bidi="zh_TW"/>
-          </w:rPr>
-          <w:rPr>
-            <w:color w:val="0000EE"/>
-            <w:u w:val="single"/>
-          </w:rPr>
-          <w:t>出3:13–14</w:t>
-        </w:r>
-      </w:hyperlink>
+      <w:r>
+        <w:rPr>
+          <w:lang w:val="zh_TW" w:bidi="zh_TW"/>
+        </w:rPr>
+        <w:t>出3:13–14</w:t>
+      </w:r>
       <w:r>
         <w:rPr>
           <w:lang w:val="zh_TW" w:bidi="zh_TW"/>
@@ -1530,90 +1218,60 @@
         </w:rPr>
         <w:t>聖靈。 約翰福音強調聖靈的工作是耶穌人類經歷的核心特徵（</w:t>
       </w:r>
-      <w:hyperlink r:id="rId63">
-        <w:r>
-          <w:rPr>
-            <w:lang w:val="zh_TW" w:bidi="zh_TW"/>
-          </w:rPr>
-          <w:rPr>
-            <w:color w:val="0000EE"/>
-            <w:u w:val="single"/>
-          </w:rPr>
-          <w:t>第4</w:t>
-        </w:r>
-      </w:hyperlink>
+      <w:r>
+        <w:rPr>
+          <w:lang w:val="zh_TW" w:bidi="zh_TW"/>
+        </w:rPr>
+        <w:t>第4</w:t>
+      </w:r>
       <w:r>
         <w:rPr>
           <w:lang w:val="zh_TW" w:bidi="zh_TW"/>
         </w:rPr>
         <w:t>、</w:t>
       </w:r>
-      <w:hyperlink r:id="rId64">
-        <w:r>
-          <w:rPr>
-            <w:lang w:val="zh_TW" w:bidi="zh_TW"/>
-          </w:rPr>
-          <w:rPr>
-            <w:color w:val="0000EE"/>
-            <w:u w:val="single"/>
-          </w:rPr>
-          <w:t>7章</w:t>
-        </w:r>
-      </w:hyperlink>
+      <w:r>
+        <w:rPr>
+          <w:lang w:val="zh_TW" w:bidi="zh_TW"/>
+        </w:rPr>
+        <w:t>7章</w:t>
+      </w:r>
       <w:r>
         <w:rPr>
           <w:lang w:val="zh_TW" w:bidi="zh_TW"/>
         </w:rPr>
         <w:t>）以及我們生命中的核心特徵（</w:t>
       </w:r>
-      <w:hyperlink r:id="rId65">
-        <w:r>
-          <w:rPr>
-            <w:lang w:val="zh_TW" w:bidi="zh_TW"/>
-          </w:rPr>
-          <w:rPr>
-            <w:color w:val="0000EE"/>
-            <w:u w:val="single"/>
-          </w:rPr>
-          <w:t>第3</w:t>
-        </w:r>
-      </w:hyperlink>
+      <w:r>
+        <w:rPr>
+          <w:lang w:val="zh_TW" w:bidi="zh_TW"/>
+        </w:rPr>
+        <w:t>第3</w:t>
+      </w:r>
       <w:r>
         <w:rPr>
           <w:lang w:val="zh_TW" w:bidi="zh_TW"/>
         </w:rPr>
         <w:t>、</w:t>
       </w:r>
-      <w:hyperlink r:id="rId66">
-        <w:r>
-          <w:rPr>
-            <w:lang w:val="zh_TW" w:bidi="zh_TW"/>
-          </w:rPr>
-          <w:rPr>
-            <w:color w:val="0000EE"/>
-            <w:u w:val="single"/>
-          </w:rPr>
-          <w:t>14</w:t>
-        </w:r>
-      </w:hyperlink>
+      <w:r>
+        <w:rPr>
+          <w:lang w:val="zh_TW" w:bidi="zh_TW"/>
+        </w:rPr>
+        <w:t>14</w:t>
+      </w:r>
       <w:r>
         <w:rPr>
           <w:lang w:val="zh_TW" w:bidi="zh_TW"/>
         </w:rPr>
         <w:t>、</w:t>
       </w:r>
-      <w:hyperlink r:id="rId67">
-        <w:r>
-          <w:rPr>
-            <w:lang w:val="zh_TW" w:bidi="zh_TW"/>
-          </w:rPr>
-          <w:rPr>
-            <w:color w:val="0000EE"/>
-            <w:u w:val="single"/>
-          </w:rPr>
-          <w:t>16章</w:t>
-        </w:r>
-      </w:hyperlink>
+      <w:r>
+        <w:rPr>
+          <w:lang w:val="zh_TW" w:bidi="zh_TW"/>
+        </w:rPr>
+        <w:t>16章</w:t>
+      </w:r>
       <w:r>
         <w:rPr>
           <w:lang w:val="zh_TW" w:bidi="zh_TW"/>
@@ -1634,90 +1292,60 @@
         </w:rPr>
         <w:t>教會的使命。 神差遣耶穌到世上（</w:t>
       </w:r>
-      <w:hyperlink r:id="rId68">
-        <w:r>
-          <w:rPr>
-            <w:lang w:val="zh_TW" w:bidi="zh_TW"/>
-          </w:rPr>
-          <w:rPr>
-            <w:color w:val="0000EE"/>
-            <w:u w:val="single"/>
-          </w:rPr>
-          <w:t>8:18</w:t>
-        </w:r>
-      </w:hyperlink>
+      <w:r>
+        <w:rPr>
+          <w:lang w:val="zh_TW" w:bidi="zh_TW"/>
+        </w:rPr>
+        <w:t>8:18</w:t>
+      </w:r>
       <w:r>
         <w:rPr>
           <w:lang w:val="zh_TW" w:bidi="zh_TW"/>
         </w:rPr>
         <w:t>）宣揚祂的榮耀並見證救贖的好消息。祂離開後，聖子藉著聖靈（</w:t>
       </w:r>
-      <w:hyperlink r:id="rId69">
-        <w:r>
-          <w:rPr>
-            <w:lang w:val="zh_TW" w:bidi="zh_TW"/>
-          </w:rPr>
-          <w:rPr>
-            <w:color w:val="0000EE"/>
-            <w:u w:val="single"/>
-          </w:rPr>
-          <w:t>16:5–11</w:t>
-        </w:r>
-      </w:hyperlink>
+      <w:r>
+        <w:rPr>
+          <w:lang w:val="zh_TW" w:bidi="zh_TW"/>
+        </w:rPr>
+        <w:t>16:5–11</w:t>
+      </w:r>
       <w:r>
         <w:rPr>
           <w:lang w:val="zh_TW" w:bidi="zh_TW"/>
         </w:rPr>
         <w:t>）繼續這一使命，而聖靈則充滿教會並賜能力給信徒，以完成耶穌在世上的使命（</w:t>
       </w:r>
-      <w:hyperlink r:id="rId70">
-        <w:r>
-          <w:rPr>
-            <w:lang w:val="zh_TW" w:bidi="zh_TW"/>
-          </w:rPr>
-          <w:rPr>
-            <w:color w:val="0000EE"/>
-            <w:u w:val="single"/>
-          </w:rPr>
-          <w:t>20:20–23</w:t>
-        </w:r>
-      </w:hyperlink>
+      <w:r>
+        <w:rPr>
+          <w:lang w:val="zh_TW" w:bidi="zh_TW"/>
+        </w:rPr>
+        <w:t>20:20–23</w:t>
+      </w:r>
       <w:r>
         <w:rPr>
           <w:lang w:val="zh_TW" w:bidi="zh_TW"/>
         </w:rPr>
         <w:t>；</w:t>
       </w:r>
-      <w:hyperlink r:id="rId71">
-        <w:r>
-          <w:rPr>
-            <w:lang w:val="zh_TW" w:bidi="zh_TW"/>
-          </w:rPr>
-          <w:rPr>
-            <w:color w:val="0000EE"/>
-            <w:u w:val="single"/>
-          </w:rPr>
-          <w:t>太28:18–20</w:t>
-        </w:r>
-      </w:hyperlink>
+      <w:r>
+        <w:rPr>
+          <w:lang w:val="zh_TW" w:bidi="zh_TW"/>
+        </w:rPr>
+        <w:t>太28:18–20</w:t>
+      </w:r>
       <w:r>
         <w:rPr>
           <w:lang w:val="zh_TW" w:bidi="zh_TW"/>
         </w:rPr>
         <w:t>；</w:t>
       </w:r>
-      <w:hyperlink r:id="rId72">
-        <w:r>
-          <w:rPr>
-            <w:lang w:val="zh_TW" w:bidi="zh_TW"/>
-          </w:rPr>
-          <w:rPr>
-            <w:color w:val="0000EE"/>
-            <w:u w:val="single"/>
-          </w:rPr>
-          <w:t>徒1:7–8</w:t>
-        </w:r>
-      </w:hyperlink>
+      <w:r>
+        <w:rPr>
+          <w:lang w:val="zh_TW" w:bidi="zh_TW"/>
+        </w:rPr>
+        <w:t>徒1:7–8</w:t>
+      </w:r>
       <w:r>
         <w:rPr>
           <w:lang w:val="zh_TW" w:bidi="zh_TW"/>
@@ -1738,18 +1366,12 @@
         </w:rPr>
         <w:t>末世。早期基督徒期待基督的再來，約翰肯定了這種期待。然而，在此期間，信徒可以在聖靈中體驗其所渴望的耶穌的同在。耶穌宣告了聖靈的來臨，這回應了祂自己再來的話語（見</w:t>
       </w:r>
-      <w:hyperlink r:id="rId73">
-        <w:r>
-          <w:rPr>
-            <w:lang w:val="zh_TW" w:bidi="zh_TW"/>
-          </w:rPr>
-          <w:rPr>
-            <w:color w:val="0000EE"/>
-            <w:u w:val="single"/>
-          </w:rPr>
-          <w:t>14:15–26</w:t>
-        </w:r>
-      </w:hyperlink>
+      <w:r>
+        <w:rPr>
+          <w:lang w:val="zh_TW" w:bidi="zh_TW"/>
+        </w:rPr>
+        <w:t>14:15–26</w:t>
+      </w:r>
       <w:r>
         <w:rPr>
           <w:lang w:val="zh_TW" w:bidi="zh_TW"/>
